--- a/backend/data/procurement_process/专机23-17N 惠州至肇庆高速公路白云至三水段项目给排水迁改工程/专机23-17N-蒸汽混凝土砌块/9.中选通知书.docx
+++ b/backend/data/procurement_process/专机23-17N 惠州至肇庆高速公路白云至三水段项目给排水迁改工程/专机23-17N-蒸汽混凝土砌块/9.中选通知书.docx
@@ -189,7 +189,7 @@
           <w:u w:val="single"/>
           <w:lang w:val="en-US" w:eastAsia="zh-CN"/>
         </w:rPr>
-        <w:t xml:space="preserve">402920.0</w:t>
+        <w:t xml:space="preserve">400920.75</w:t>
       </w:r>
       <w:r>
         <w:rPr>
@@ -232,7 +232,7 @@
           <w:u w:val="single"/>
           <w:lang w:val="en-US" w:eastAsia="zh-CN"/>
         </w:rPr>
-        <w:t xml:space="preserve">肆拾零贰仟玖佰贰拾元整</w:t>
+        <w:t xml:space="preserve">肆拾万零玖佰贰拾元柒角伍分</w:t>
       </w:r>
       <w:r>
         <w:rPr>
